--- a/assets/legal-templates/safeguarding-policy-and-procedure.docx
+++ b/assets/legal-templates/safeguarding-policy-and-procedure.docx
@@ -19,7 +19,7 @@
             <wp:extent cx="7562850" cy="10696575"/>
             <wp:effectExtent t="0" r="0" b="0" l="0"/>
             <wp:wrapNone/>
-            <wp:docPr id="79" name="" descr="" title=""/>
+            <wp:docPr id="85" name="" descr="" title=""/>
             <wp:cNvGraphicFramePr>
               <a:graphicFrameLocks xmlns:a="http://schemas.openxmlformats.org/drawingml/2006/main" noChangeAspect="1"/>
             </wp:cNvGraphicFramePr>
@@ -911,7 +911,7 @@
                 <w:sz w:val="17"/>
                 <w:szCs w:val="17"/>
               </w:rPr>
-              <w:t xml:space="preserve">Code of Conduct · Anti-Harassment, Intimidation and Bullying Policy and Procedure · Whistleblowing Policy and Procedure · Independent Contact Role Note · Incident Reporting Procedure · Complaints and Feedback Procedure · Photo and Story Consent Form · Data Protection Policy · Partner Due Diligence and Sanctions Screening Policy</w:t>
+              <w:t xml:space="preserve">Code of Conduct · Anti-Harassment, Intimidation and Bullying Policy and Procedure · Whistleblowing Policy and Procedure · Independent Contact Role Note · Incident Reporting Procedure · Complaints and Feedback Procedure · Photo and Story Consent Form · Data Protection Policy · Partner Due Diligence and Sanctions Screening Policy · Safer Recruitment Procedure · Disciplinary and Grievance Procedure</w:t>
             </w:r>
           </w:p>
         </w:tc>
@@ -4662,7 +4662,7 @@
           <w:sz w:val="20"/>
           <w:szCs w:val="20"/>
         </w:rPr>
-        <w:t xml:space="preserve">We follow the principles of the Misconduct Disclosure Scheme: when asked for a reference, we share confirmed findings of sexual exploitation, abuse or harassment where the law allows. No check is a guarantee. Supervision and a culture of speaking up matter as much.</w:t>
+        <w:t xml:space="preserve">We follow the principles of the Misconduct Disclosure Scheme: when asked for a reference, we share confirmed findings of sexual exploitation, abuse or harassment where the law allows. No check is a guarantee. Supervision and a culture of speaking up matter as much. Our Safer Recruitment Procedure sets out each step, with checklists, a reference request and a self-declaration form.</w:t>
       </w:r>
     </w:p>
     <w:tbl>
@@ -7279,7 +7279,7 @@
           <w:sz w:val="20"/>
           <w:szCs w:val="20"/>
         </w:rPr>
-        <w:t xml:space="preserve"> on the balance of probabilities (whether the concern is more likely true than not) and acts under our disciplinary procedure or agreements.</w:t>
+        <w:t xml:space="preserve"> on the balance of probabilities (whether the concern is more likely true than not) and acts under our Disciplinary and Grievance Procedure or agreements.</w:t>
       </w:r>
     </w:p>
     <w:p>
@@ -8722,7 +8722,7 @@
           <w:sz w:val="20"/>
           <w:szCs w:val="20"/>
         </w:rPr>
-        <w:t xml:space="preserve">A breach of this policy, including failing to report a concern, is serious. Depending on the case, we may give a warning; suspend someone while we look into it; dismiss an employee or end a role, contract or partnership, following our disciplinary procedure and the law; refer the matter to the authorities; and share confirmed findings with future employers who ask, where the law allows.</w:t>
+        <w:t xml:space="preserve">A breach of this policy, including failing to report a concern, is serious. Depending on the case, we may give a warning; suspend someone while we look into it; dismiss an employee or end a role, contract or partnership, following our Disciplinary and Grievance Procedure and the law; refer the matter to the authorities; and share confirmed findings with future employers who ask, where the law allows.</w:t>
       </w:r>
     </w:p>
     <w:p>
@@ -9083,6 +9083,44 @@
           <w:highlight w:val="yellow"/>
         </w:rPr>
         <w:t xml:space="preserve">[Employment contracts, volunteer agreements and sub-grant agreements]</w:t>
+      </w:r>
+    </w:p>
+    <w:p>
+      <w:pPr>
+        <w:pStyle w:val="ListParagraph"/>
+        <w:numPr>
+          <w:ilvl w:val="0"/>
+          <w:numId w:val="3"/>
+        </w:numPr>
+        <w:spacing w:after="80" w:line="290"/>
+      </w:pPr>
+      <w:r>
+        <w:rPr>
+          <w:rFonts w:ascii="Nunito Sans" w:cs="Nunito Sans" w:eastAsia="Nunito Sans" w:hAnsi="Nunito Sans"/>
+          <w:color w:val="102E3B"/>
+          <w:sz w:val="20"/>
+          <w:szCs w:val="20"/>
+        </w:rPr>
+        <w:t xml:space="preserve">Safer Recruitment Procedure</w:t>
+      </w:r>
+    </w:p>
+    <w:p>
+      <w:pPr>
+        <w:pStyle w:val="ListParagraph"/>
+        <w:numPr>
+          <w:ilvl w:val="0"/>
+          <w:numId w:val="3"/>
+        </w:numPr>
+        <w:spacing w:after="80" w:line="290"/>
+      </w:pPr>
+      <w:r>
+        <w:rPr>
+          <w:rFonts w:ascii="Nunito Sans" w:cs="Nunito Sans" w:eastAsia="Nunito Sans" w:hAnsi="Nunito Sans"/>
+          <w:color w:val="102E3B"/>
+          <w:sz w:val="20"/>
+          <w:szCs w:val="20"/>
+        </w:rPr>
+        <w:t xml:space="preserve">Disciplinary and Grievance Procedure</w:t>
       </w:r>
     </w:p>
     <w:p>
@@ -12921,7 +12959,7 @@
         <wp:inline distT="0" distB="0" distL="0" distR="0">
           <wp:extent cx="1333500" cy="204788"/>
           <wp:effectExtent t="0" r="0" b="0" l="0"/>
-          <wp:docPr id="80" name="" descr="" title=""/>
+          <wp:docPr id="86" name="" descr="" title=""/>
           <wp:cNvGraphicFramePr>
             <a:graphicFrameLocks xmlns:a="http://schemas.openxmlformats.org/drawingml/2006/main" noChangeAspect="1"/>
           </wp:cNvGraphicFramePr>

--- a/assets/legal-templates/safeguarding-policy-and-procedure.docx
+++ b/assets/legal-templates/safeguarding-policy-and-procedure.docx
@@ -19,7 +19,7 @@
             <wp:extent cx="7562850" cy="10696575"/>
             <wp:effectExtent t="0" r="0" b="0" l="0"/>
             <wp:wrapNone/>
-            <wp:docPr id="85" name="" descr="" title=""/>
+            <wp:docPr id="97" name="" descr="" title=""/>
             <wp:cNvGraphicFramePr>
               <a:graphicFrameLocks xmlns:a="http://schemas.openxmlformats.org/drawingml/2006/main" noChangeAspect="1"/>
             </wp:cNvGraphicFramePr>
@@ -74,7 +74,7 @@
     </w:p>
     <w:p>
       <w:pPr>
-        <w:spacing w:after="300"/>
+        <w:spacing w:after="360" w:line="360" w:lineRule="atLeast"/>
       </w:pPr>
       <w:r>
         <w:rPr>
@@ -91,7 +91,7 @@
     </w:p>
     <w:p>
       <w:pPr>
-        <w:spacing w:after="280" w:before="240" w:line="260"/>
+        <w:spacing w:after="280" w:before="120" w:line="920" w:lineRule="atLeast"/>
       </w:pPr>
       <w:r>
         <w:rPr>
@@ -12886,7 +12886,7 @@
         <w:sz w:val="14"/>
         <w:szCs w:val="14"/>
       </w:rPr>
-      <w:t xml:space="preserve">  |  Safeguarding Policy and Procedure  |  Version [1.0]  |  From a Method into Impact template</w:t>
+      <w:t xml:space="preserve">  |  Safeguarding Policy and Procedure  |  Version [1.0]  |  Method into Impact template, edition 2026-10</w:t>
     </w:r>
     <w:r>
       <w:rPr>
@@ -12959,7 +12959,7 @@
         <wp:inline distT="0" distB="0" distL="0" distR="0">
           <wp:extent cx="1333500" cy="204788"/>
           <wp:effectExtent t="0" r="0" b="0" l="0"/>
-          <wp:docPr id="86" name="" descr="" title=""/>
+          <wp:docPr id="98" name="" descr="" title=""/>
           <wp:cNvGraphicFramePr>
             <a:graphicFrameLocks xmlns:a="http://schemas.openxmlformats.org/drawingml/2006/main" noChangeAspect="1"/>
           </wp:cNvGraphicFramePr>

--- a/assets/legal-templates/safeguarding-policy-and-procedure.docx
+++ b/assets/legal-templates/safeguarding-policy-and-procedure.docx
@@ -1106,7 +1106,7 @@
                 <w:sz w:val="16"/>
                 <w:szCs w:val="16"/>
               </w:rPr>
-              <w:t xml:space="preserve">This is a template, not legal advice. It is a general starting point written for small purpose-led organisations working in different countries. Laws, regulators and funders differ, and they change. Method into Impact does not guarantee that this template is complete, current or suitable for your circumstances, and using it does not create an adviser–client relationship. You are responsible for adapting it, getting local advice and approving the final version. Licensed for use within one organisation; please do not resell or republish it.</w:t>
+              <w:t xml:space="preserve">This is a template, not legal advice. It is a general starting point written for small purpose-led organisations and entrepreneurs working in different countries. Laws, regulators and funders differ, and they change. Method into Impact does not guarantee that this template is complete, current or suitable for your circumstances, and using it does not create an adviser–client relationship. You are responsible for adapting it, getting local advice and approving the final version. Licensed for use within one organisation; please do not resell or republish it.</w:t>
             </w:r>
           </w:p>
         </w:tc>
